--- a/2026/旋转矩阵/旋转矩阵总结.docx
+++ b/2026/旋转矩阵/旋转矩阵总结.docx
@@ -517,7 +517,12 @@
       </w:pPr>
       <w:r>
         <w:rPr>
-          <w:shd w:fill="auto" w:val="clear"/>
+          <w:rFonts w:eastAsia="Calibri" w:cs="等线"/>
+          <w:color w:val="000000"/>
+          <w:kern w:val="2"/>
+          <w:sz w:val="21"/>
+          <w:szCs w:val="22"/>
+          <w:lang w:val="en-US" w:eastAsia="zh-CN" w:bidi="ar-SA"/>
         </w:rPr>
       </w:r>
     </w:p>
@@ -679,7 +684,12 @@
       </w:pPr>
       <w:r>
         <w:rPr>
-          <w:shd w:fill="auto" w:val="clear"/>
+          <w:rFonts w:eastAsia="Calibri" w:cs="等线"/>
+          <w:color w:val="000000"/>
+          <w:kern w:val="2"/>
+          <w:sz w:val="21"/>
+          <w:szCs w:val="22"/>
+          <w:lang w:val="en-US" w:eastAsia="zh-CN" w:bidi="ar-SA"/>
         </w:rPr>
       </w:r>
     </w:p>
@@ -823,7 +833,12 @@
       </w:pPr>
       <w:r>
         <w:rPr>
-          <w:shd w:fill="auto" w:val="clear"/>
+          <w:rFonts w:eastAsia="Calibri" w:cs="等线"/>
+          <w:color w:val="000000"/>
+          <w:kern w:val="2"/>
+          <w:sz w:val="21"/>
+          <w:szCs w:val="22"/>
+          <w:lang w:val="en-US" w:eastAsia="zh-CN" w:bidi="ar-SA"/>
         </w:rPr>
         <w:drawing>
           <wp:anchor behindDoc="0" distT="0" distB="0" distL="0" distR="0" simplePos="0" locked="0" layoutInCell="0" allowOverlap="1" relativeHeight="2">
@@ -886,7 +901,12 @@
       </w:pPr>
       <w:r>
         <w:rPr>
-          <w:shd w:fill="auto" w:val="clear"/>
+          <w:rFonts w:eastAsia="Calibri" w:cs="等线"/>
+          <w:color w:val="000000"/>
+          <w:kern w:val="2"/>
+          <w:sz w:val="21"/>
+          <w:szCs w:val="22"/>
+          <w:lang w:val="en-US" w:eastAsia="zh-CN" w:bidi="ar-SA"/>
         </w:rPr>
       </w:r>
     </w:p>
@@ -904,7 +924,12 @@
       </w:pPr>
       <w:r>
         <w:rPr>
-          <w:shd w:fill="auto" w:val="clear"/>
+          <w:rFonts w:eastAsia="Calibri" w:cs="等线"/>
+          <w:color w:val="000000"/>
+          <w:kern w:val="2"/>
+          <w:sz w:val="21"/>
+          <w:szCs w:val="22"/>
+          <w:lang w:val="en-US" w:eastAsia="zh-CN" w:bidi="ar-SA"/>
         </w:rPr>
       </w:r>
     </w:p>
@@ -922,7 +947,12 @@
       </w:pPr>
       <w:r>
         <w:rPr>
-          <w:shd w:fill="auto" w:val="clear"/>
+          <w:rFonts w:eastAsia="Calibri" w:cs="等线"/>
+          <w:color w:val="000000"/>
+          <w:kern w:val="2"/>
+          <w:sz w:val="21"/>
+          <w:szCs w:val="22"/>
+          <w:lang w:val="en-US" w:eastAsia="zh-CN" w:bidi="ar-SA"/>
         </w:rPr>
       </w:r>
     </w:p>
@@ -940,7 +970,12 @@
       </w:pPr>
       <w:r>
         <w:rPr>
-          <w:shd w:fill="auto" w:val="clear"/>
+          <w:rFonts w:eastAsia="Calibri" w:cs="等线"/>
+          <w:color w:val="000000"/>
+          <w:kern w:val="2"/>
+          <w:sz w:val="21"/>
+          <w:szCs w:val="22"/>
+          <w:lang w:val="en-US" w:eastAsia="zh-CN" w:bidi="ar-SA"/>
         </w:rPr>
       </w:r>
     </w:p>
@@ -958,7 +993,12 @@
       </w:pPr>
       <w:r>
         <w:rPr>
-          <w:shd w:fill="auto" w:val="clear"/>
+          <w:rFonts w:eastAsia="Calibri" w:cs="等线"/>
+          <w:color w:val="000000"/>
+          <w:kern w:val="2"/>
+          <w:sz w:val="21"/>
+          <w:szCs w:val="22"/>
+          <w:lang w:val="en-US" w:eastAsia="zh-CN" w:bidi="ar-SA"/>
         </w:rPr>
       </w:r>
     </w:p>
@@ -976,7 +1016,12 @@
       </w:pPr>
       <w:r>
         <w:rPr>
-          <w:shd w:fill="auto" w:val="clear"/>
+          <w:rFonts w:eastAsia="Calibri" w:cs="等线"/>
+          <w:color w:val="000000"/>
+          <w:kern w:val="2"/>
+          <w:sz w:val="21"/>
+          <w:szCs w:val="22"/>
+          <w:lang w:val="en-US" w:eastAsia="zh-CN" w:bidi="ar-SA"/>
         </w:rPr>
       </w:r>
     </w:p>
@@ -994,7 +1039,12 @@
       </w:pPr>
       <w:r>
         <w:rPr>
-          <w:shd w:fill="auto" w:val="clear"/>
+          <w:rFonts w:eastAsia="Calibri" w:cs="等线"/>
+          <w:color w:val="000000"/>
+          <w:kern w:val="2"/>
+          <w:sz w:val="21"/>
+          <w:szCs w:val="22"/>
+          <w:lang w:val="en-US" w:eastAsia="zh-CN" w:bidi="ar-SA"/>
         </w:rPr>
       </w:r>
     </w:p>
@@ -1012,7 +1062,12 @@
       </w:pPr>
       <w:r>
         <w:rPr>
-          <w:shd w:fill="auto" w:val="clear"/>
+          <w:rFonts w:eastAsia="Calibri" w:cs="等线"/>
+          <w:color w:val="000000"/>
+          <w:kern w:val="2"/>
+          <w:sz w:val="21"/>
+          <w:szCs w:val="22"/>
+          <w:lang w:val="en-US" w:eastAsia="zh-CN" w:bidi="ar-SA"/>
         </w:rPr>
       </w:r>
     </w:p>
@@ -1030,7 +1085,12 @@
       </w:pPr>
       <w:r>
         <w:rPr>
-          <w:shd w:fill="auto" w:val="clear"/>
+          <w:rFonts w:eastAsia="Calibri" w:cs="等线"/>
+          <w:color w:val="000000"/>
+          <w:kern w:val="2"/>
+          <w:sz w:val="21"/>
+          <w:szCs w:val="22"/>
+          <w:lang w:val="en-US" w:eastAsia="zh-CN" w:bidi="ar-SA"/>
         </w:rPr>
       </w:r>
     </w:p>
@@ -1048,7 +1108,12 @@
       </w:pPr>
       <w:r>
         <w:rPr>
-          <w:shd w:fill="auto" w:val="clear"/>
+          <w:rFonts w:eastAsia="Calibri" w:cs="等线"/>
+          <w:color w:val="000000"/>
+          <w:kern w:val="2"/>
+          <w:sz w:val="21"/>
+          <w:szCs w:val="22"/>
+          <w:lang w:val="en-US" w:eastAsia="zh-CN" w:bidi="ar-SA"/>
         </w:rPr>
       </w:r>
     </w:p>
@@ -1066,7 +1131,12 @@
       </w:pPr>
       <w:r>
         <w:rPr>
-          <w:shd w:fill="auto" w:val="clear"/>
+          <w:rFonts w:eastAsia="Calibri" w:cs="等线"/>
+          <w:color w:val="000000"/>
+          <w:kern w:val="2"/>
+          <w:sz w:val="21"/>
+          <w:szCs w:val="22"/>
+          <w:lang w:val="en-US" w:eastAsia="zh-CN" w:bidi="ar-SA"/>
         </w:rPr>
       </w:r>
     </w:p>
@@ -1084,7 +1154,12 @@
       </w:pPr>
       <w:r>
         <w:rPr>
-          <w:shd w:fill="auto" w:val="clear"/>
+          <w:rFonts w:eastAsia="Calibri" w:cs="等线"/>
+          <w:color w:val="000000"/>
+          <w:kern w:val="2"/>
+          <w:sz w:val="21"/>
+          <w:szCs w:val="22"/>
+          <w:lang w:val="en-US" w:eastAsia="zh-CN" w:bidi="ar-SA"/>
         </w:rPr>
       </w:r>
     </w:p>
@@ -1102,7 +1177,12 @@
       </w:pPr>
       <w:r>
         <w:rPr>
-          <w:shd w:fill="auto" w:val="clear"/>
+          <w:rFonts w:eastAsia="Calibri" w:cs="等线"/>
+          <w:color w:val="000000"/>
+          <w:kern w:val="2"/>
+          <w:sz w:val="21"/>
+          <w:szCs w:val="22"/>
+          <w:lang w:val="en-US" w:eastAsia="zh-CN" w:bidi="ar-SA"/>
         </w:rPr>
       </w:r>
     </w:p>
@@ -1120,7 +1200,12 @@
       </w:pPr>
       <w:r>
         <w:rPr>
-          <w:shd w:fill="auto" w:val="clear"/>
+          <w:rFonts w:eastAsia="Calibri" w:cs="等线"/>
+          <w:color w:val="000000"/>
+          <w:kern w:val="2"/>
+          <w:sz w:val="21"/>
+          <w:szCs w:val="22"/>
+          <w:lang w:val="en-US" w:eastAsia="zh-CN" w:bidi="ar-SA"/>
         </w:rPr>
       </w:r>
     </w:p>
@@ -1138,7 +1223,12 @@
       </w:pPr>
       <w:r>
         <w:rPr>
-          <w:shd w:fill="auto" w:val="clear"/>
+          <w:rFonts w:eastAsia="Calibri" w:cs="等线"/>
+          <w:color w:val="000000"/>
+          <w:kern w:val="2"/>
+          <w:sz w:val="21"/>
+          <w:szCs w:val="22"/>
+          <w:lang w:val="en-US" w:eastAsia="zh-CN" w:bidi="ar-SA"/>
         </w:rPr>
       </w:r>
     </w:p>
@@ -1210,7 +1300,12 @@
       </w:pPr>
       <w:r>
         <w:rPr>
-          <w:shd w:fill="auto" w:val="clear"/>
+          <w:rFonts w:eastAsia="Calibri" w:cs="等线"/>
+          <w:color w:val="000000"/>
+          <w:kern w:val="2"/>
+          <w:sz w:val="21"/>
+          <w:szCs w:val="22"/>
+          <w:lang w:val="en-US" w:eastAsia="zh-CN" w:bidi="ar-SA"/>
         </w:rPr>
       </w:r>
     </w:p>
@@ -1374,6 +1469,261 @@
           <w:lang w:val="en-US" w:eastAsia="zh-CN" w:bidi="ar-SA"/>
         </w:rPr>
         <w:t>坐标</w:t>
+      </w:r>
+    </w:p>
+    <w:p>
+      <w:pPr>
+        <w:pStyle w:val="Normal"/>
+        <w:rPr>
+          <w:highlight w:val="none"/>
+          <w:shd w:fill="auto" w:val="clear"/>
+        </w:rPr>
+      </w:pPr>
+      <w:r>
+        <w:rPr/>
+      </w:r>
+    </w:p>
+    <w:p>
+      <w:pPr>
+        <w:pStyle w:val="Normal"/>
+        <w:rPr>
+          <w:highlight w:val="none"/>
+          <w:shd w:fill="auto" w:val="clear"/>
+        </w:rPr>
+      </w:pPr>
+      <w:r>
+        <w:rPr>
+          <w:rFonts w:ascii="等线" w:hAnsi="等线" w:cs="等线" w:eastAsia="Calibri"/>
+          <w:color w:val="000000"/>
+          <w:kern w:val="2"/>
+          <w:sz w:val="21"/>
+          <w:szCs w:val="22"/>
+          <w:shd w:fill="auto" w:val="clear"/>
+          <w:lang w:val="en-US" w:eastAsia="zh-CN" w:bidi="ar-SA"/>
+        </w:rPr>
+        <w:t>比如下面这个， 是安卓坐标</w:t>
+      </w:r>
+      <w:r>
+        <w:rPr>
+          <w:rFonts w:eastAsia="Calibri" w:cs="等线"/>
+          <w:color w:val="000000"/>
+          <w:kern w:val="2"/>
+          <w:sz w:val="21"/>
+          <w:szCs w:val="22"/>
+          <w:shd w:fill="auto" w:val="clear"/>
+          <w:lang w:val="en-US" w:eastAsia="zh-CN" w:bidi="ar-SA"/>
+        </w:rPr>
+        <w:t>z</w:t>
+      </w:r>
+      <w:r>
+        <w:rPr>
+          <w:rFonts w:ascii="等线" w:hAnsi="等线" w:cs="等线" w:eastAsia="Calibri"/>
+          <w:color w:val="000000"/>
+          <w:kern w:val="2"/>
+          <w:sz w:val="21"/>
+          <w:szCs w:val="22"/>
+          <w:shd w:fill="auto" w:val="clear"/>
+          <w:lang w:val="en-US" w:eastAsia="zh-CN" w:bidi="ar-SA"/>
+        </w:rPr>
+        <w:t>轴逆时针转</w:t>
+      </w:r>
+      <w:r>
+        <w:rPr>
+          <w:rFonts w:eastAsia="Calibri" w:cs="等线"/>
+          <w:color w:val="000000"/>
+          <w:kern w:val="2"/>
+          <w:sz w:val="21"/>
+          <w:szCs w:val="22"/>
+          <w:shd w:fill="auto" w:val="clear"/>
+          <w:lang w:val="en-US" w:eastAsia="zh-CN" w:bidi="ar-SA"/>
+        </w:rPr>
+        <w:t>180</w:t>
+      </w:r>
+      <w:r>
+        <w:rPr>
+          <w:rFonts w:ascii="等线" w:hAnsi="等线" w:cs="等线" w:eastAsia="Calibri"/>
+          <w:color w:val="000000"/>
+          <w:kern w:val="2"/>
+          <w:sz w:val="21"/>
+          <w:szCs w:val="22"/>
+          <w:shd w:fill="auto" w:val="clear"/>
+          <w:lang w:val="en-US" w:eastAsia="zh-CN" w:bidi="ar-SA"/>
+        </w:rPr>
+        <w:t>后，再按</w:t>
+      </w:r>
+      <w:r>
+        <w:rPr>
+          <w:rFonts w:eastAsia="Calibri" w:cs="等线"/>
+          <w:color w:val="000000"/>
+          <w:kern w:val="2"/>
+          <w:sz w:val="21"/>
+          <w:szCs w:val="22"/>
+          <w:shd w:fill="auto" w:val="clear"/>
+          <w:lang w:val="en-US" w:eastAsia="zh-CN" w:bidi="ar-SA"/>
+        </w:rPr>
+        <w:t>x</w:t>
+      </w:r>
+      <w:r>
+        <w:rPr>
+          <w:rFonts w:ascii="等线" w:hAnsi="等线" w:cs="等线" w:eastAsia="Calibri"/>
+          <w:color w:val="000000"/>
+          <w:kern w:val="2"/>
+          <w:sz w:val="21"/>
+          <w:szCs w:val="22"/>
+          <w:shd w:fill="auto" w:val="clear"/>
+          <w:lang w:val="en-US" w:eastAsia="zh-CN" w:bidi="ar-SA"/>
+        </w:rPr>
+        <w:t>轴顺时针转</w:t>
+      </w:r>
+      <w:r>
+        <w:rPr>
+          <w:rFonts w:eastAsia="Calibri" w:cs="等线"/>
+          <w:color w:val="000000"/>
+          <w:kern w:val="2"/>
+          <w:sz w:val="21"/>
+          <w:szCs w:val="22"/>
+          <w:shd w:fill="auto" w:val="clear"/>
+          <w:lang w:val="en-US" w:eastAsia="zh-CN" w:bidi="ar-SA"/>
+        </w:rPr>
+        <w:t>19.3</w:t>
+      </w:r>
+      <w:r>
+        <w:rPr>
+          <w:rFonts w:ascii="等线" w:hAnsi="等线" w:cs="等线" w:eastAsia="Calibri"/>
+          <w:color w:val="000000"/>
+          <w:kern w:val="2"/>
+          <w:sz w:val="21"/>
+          <w:szCs w:val="22"/>
+          <w:shd w:fill="auto" w:val="clear"/>
+          <w:lang w:val="en-US" w:eastAsia="zh-CN" w:bidi="ar-SA"/>
+        </w:rPr>
+        <w:t>，到达</w:t>
+      </w:r>
+      <w:r>
+        <w:rPr>
+          <w:rFonts w:eastAsia="Calibri" w:cs="等线"/>
+          <w:color w:val="000000"/>
+          <w:kern w:val="2"/>
+          <w:sz w:val="21"/>
+          <w:szCs w:val="22"/>
+          <w:shd w:fill="auto" w:val="clear"/>
+          <w:lang w:val="en-US" w:eastAsia="zh-CN" w:bidi="ar-SA"/>
+        </w:rPr>
+        <w:t>imu</w:t>
+      </w:r>
+      <w:r>
+        <w:rPr>
+          <w:rFonts w:ascii="等线" w:hAnsi="等线" w:cs="等线" w:eastAsia="Calibri"/>
+          <w:color w:val="000000"/>
+          <w:kern w:val="2"/>
+          <w:sz w:val="21"/>
+          <w:szCs w:val="22"/>
+          <w:shd w:fill="auto" w:val="clear"/>
+          <w:lang w:val="en-US" w:eastAsia="zh-CN" w:bidi="ar-SA"/>
+        </w:rPr>
+        <w:t>的坐标</w:t>
+      </w:r>
+    </w:p>
+    <w:p>
+      <w:pPr>
+        <w:pStyle w:val="Normal"/>
+        <w:rPr>
+          <w:highlight w:val="none"/>
+          <w:shd w:fill="auto" w:val="clear"/>
+        </w:rPr>
+      </w:pPr>
+      <w:r>
+        <w:rPr>
+          <w:rFonts w:ascii="等线" w:hAnsi="等线" w:cs="等线" w:eastAsia="Calibri"/>
+          <w:color w:val="000000"/>
+          <w:kern w:val="2"/>
+          <w:sz w:val="21"/>
+          <w:szCs w:val="22"/>
+          <w:shd w:fill="auto" w:val="clear"/>
+          <w:lang w:val="en-US" w:eastAsia="zh-CN" w:bidi="ar-SA"/>
+        </w:rPr>
+        <w:t>所以是</w:t>
+      </w:r>
+      <w:r>
+        <w:rPr>
+          <w:rFonts w:eastAsia="Calibri" w:cs="等线"/>
+          <w:color w:val="000000"/>
+          <w:kern w:val="2"/>
+          <w:sz w:val="21"/>
+          <w:szCs w:val="22"/>
+          <w:shd w:fill="auto" w:val="clear"/>
+          <w:lang w:val="en-US" w:eastAsia="zh-CN" w:bidi="ar-SA"/>
+        </w:rPr>
+        <w:t>Rz(180)*Ry(0)*Rx(-19.3</w:t>
+      </w:r>
+      <w:r>
+        <w:rPr>
+          <w:rFonts w:ascii="等线" w:hAnsi="等线" w:cs="等线" w:eastAsia="Calibri"/>
+          <w:color w:val="000000"/>
+          <w:kern w:val="2"/>
+          <w:sz w:val="21"/>
+          <w:szCs w:val="22"/>
+          <w:shd w:fill="auto" w:val="clear"/>
+          <w:lang w:val="en-US" w:eastAsia="zh-CN" w:bidi="ar-SA"/>
+        </w:rPr>
+        <w:t>）</w:t>
+      </w:r>
+    </w:p>
+    <w:p>
+      <w:pPr>
+        <w:pStyle w:val="Normal"/>
+        <w:rPr>
+          <w:highlight w:val="none"/>
+          <w:shd w:fill="auto" w:val="clear"/>
+        </w:rPr>
+      </w:pPr>
+      <w:r>
+        <w:rPr/>
+        <w:drawing>
+          <wp:anchor behindDoc="0" distT="0" distB="0" distL="0" distR="0" simplePos="0" locked="0" layoutInCell="0" allowOverlap="1" relativeHeight="3">
+            <wp:simplePos x="0" y="0"/>
+            <wp:positionH relativeFrom="column">
+              <wp:align>center</wp:align>
+            </wp:positionH>
+            <wp:positionV relativeFrom="paragraph">
+              <wp:posOffset>635</wp:posOffset>
+            </wp:positionV>
+            <wp:extent cx="5274310" cy="2592070"/>
+            <wp:effectExtent l="0" t="0" r="0" b="0"/>
+            <wp:wrapSquare wrapText="largest"/>
+            <wp:docPr id="2" name="图像2" descr=""/>
+            <wp:cNvGraphicFramePr>
+              <a:graphicFrameLocks xmlns:a="http://schemas.openxmlformats.org/drawingml/2006/main" noChangeAspect="1"/>
+            </wp:cNvGraphicFramePr>
+            <a:graphic xmlns:a="http://schemas.openxmlformats.org/drawingml/2006/main">
+              <a:graphicData uri="http://schemas.openxmlformats.org/drawingml/2006/picture">
+                <pic:pic xmlns:pic="http://schemas.openxmlformats.org/drawingml/2006/picture">
+                  <pic:nvPicPr>
+                    <pic:cNvPr id="2" name="图像2" descr=""/>
+                    <pic:cNvPicPr>
+                      <a:picLocks noChangeAspect="1" noChangeArrowheads="1"/>
+                    </pic:cNvPicPr>
+                  </pic:nvPicPr>
+                  <pic:blipFill>
+                    <a:blip r:embed="rId3"/>
+                    <a:stretch>
+                      <a:fillRect/>
+                    </a:stretch>
+                  </pic:blipFill>
+                  <pic:spPr bwMode="auto">
+                    <a:xfrm>
+                      <a:off x="0" y="0"/>
+                      <a:ext cx="5274310" cy="2592070"/>
+                    </a:xfrm>
+                    <a:prstGeom prst="rect">
+                      <a:avLst/>
+                    </a:prstGeom>
+                  </pic:spPr>
+                </pic:pic>
+              </a:graphicData>
+            </a:graphic>
+          </wp:anchor>
+        </w:drawing>
       </w:r>
     </w:p>
     <w:sectPr>
@@ -1413,7 +1763,7 @@
     <w:pPr>
       <w:widowControl w:val="false"/>
       <w:suppressAutoHyphens w:val="true"/>
-      <w:overflowPunct w:val="true"/>
+      <w:overflowPunct w:val="false"/>
       <w:bidi w:val="0"/>
       <w:spacing w:before="0" w:after="0"/>
       <w:jc w:val="both"/>
